--- a/manuscripts/CoverLetter_KFD_MJDYPV_Submission.docx
+++ b/manuscripts/CoverLetter_KFD_MJDYPV_Submission.docx
@@ -26,7 +26,7 @@
     </w:p>
     <w:p>
       <w:r>
-        <w:t>The revised manuscript retains the deterministic transcriptomic prioritization framework and adds a stricter statistical layer, including random-effects meta-analysis, confidence intervals, heterogeneity metrics, and explicit evidence-tier grading.</w:t>
+        <w:t>The manuscript presents a deterministic transcriptomic prioritization framework together with a stricter statistical layer, including random-effects meta-analysis, confidence intervals, heterogeneity metrics, and explicit evidence-tier grading.</w:t>
       </w:r>
     </w:p>
     <w:p>
